--- a/output/site/resume.uk.docx
+++ b/output/site/resume.uk.docx
@@ -213,11 +213,78 @@
       </w:r>
     </w:p>
     <w:p>
+      <w:r>
+        <w:rPr>
+          <w:b/>
+        </w:rPr>
+        <w:t xml:space="preserve">Python: </w:t>
+      </w:r>
+      <w:r>
+        <w:t>Python 3.11, FastAPI, SQLAlchemy 2, Alembic, Pydantic, Typer CLI, Playwright, selectolax, NumPy, pytest, ruff / black, Jinja2</w:t>
+      </w:r>
+    </w:p>
+    <w:p>
+      <w:r>
+        <w:rPr>
+          <w:b/>
+        </w:rPr>
+        <w:t xml:space="preserve">Мова та ML: </w:t>
+      </w:r>
+      <w:r>
+        <w:t>faster-whisper (CUDA), pyannote.audio, VAD, Діаризація мовців, Оцінка якості: RTF, затримка, Потокова обробка аудіо, WASAPI / sounddevice, PyTorch / GPU</w:t>
+      </w:r>
+    </w:p>
+    <w:p>
+      <w:r>
+        <w:rPr>
+          <w:b/>
+        </w:rPr>
+        <w:t xml:space="preserve">Робота з ІІ-агентами: </w:t>
+      </w:r>
+      <w:r>
+        <w:t>Claude Code, MCP-сервери, Власні субагенти та хуки, Інструменти для агентів (CDP), Промпт-інженерія</w:t>
+      </w:r>
+    </w:p>
+    <w:p>
+      <w:r>
+        <w:rPr>
+          <w:b/>
+        </w:rPr>
+        <w:t xml:space="preserve">JS / TS екосистема: </w:t>
+      </w:r>
+      <w:r>
+        <w:t>Next.js 16, React 19, NestJS, Prisma, Expo / React Native, Tailwind CSS, Zustand / TanStack Query, MapLibre, Vite, Node.js</w:t>
+      </w:r>
+    </w:p>
+    <w:p>
       <w:pPr>
         <w:pStyle w:val="Heading1"/>
       </w:pPr>
       <w:r>
         <w:t>Ключові проєкти</w:t>
+      </w:r>
+    </w:p>
+    <w:p>
+      <w:r>
+        <w:rPr>
+          <w:b/>
+        </w:rPr>
+        <w:t>Голосовий пайплайн реального часу (ORK) (2026)</w:t>
+      </w:r>
+    </w:p>
+    <w:p>
+      <w:r>
+        <w:t>Автор</w:t>
+      </w:r>
+    </w:p>
+    <w:p>
+      <w:r>
+        <w:t>Розпізнавання мови зі звінків у реальному часі: паралельний захват мікрофона і системного звуку, нарізка по паузах через VAD, faster-whisper на GPU, діаризація pyannote з інкрементальною кластеризацією, переклад. Окремий набір регресійних замірів — RTF, затримка під навантаженням, стійкість до шуму — показує, де саме втрачається якість.</w:t>
+      </w:r>
+    </w:p>
+    <w:p>
+      <w:r>
+        <w:t>Python 3.11, faster-whisper, pyannote.audio, CUDA, FastAPI, NumPy, WASAPI</w:t>
       </w:r>
     </w:p>
     <w:p>
@@ -299,22 +366,22 @@
         <w:rPr>
           <w:b/>
         </w:rPr>
-        <w:t>Журнали магазину (2021 — 2023)</w:t>
+        <w:t>Конвеєр збору даних нерухомості (2026)</w:t>
       </w:r>
     </w:p>
     <w:p>
       <w:r>
-        <w:t>Розробник</w:t>
+        <w:t>Автор</w:t>
       </w:r>
     </w:p>
     <w:p>
       <w:r>
-        <w:t>Платформа журналів та аудиту для магазинів мережі: заповнення на місцях, перевірки, звітність по регіонах. Найінтенсивніший проєкт за обсягом коду серед веб-систем.</w:t>
+        <w:t>Парсер оголошень із пагінацією, нормалізацією та історією цін: моделі на SQLAlchemy 2 з міграціями Alembic поверх PostgreSQL, два транспорти — HTTP і Playwright для сторінок із захистом, CLI на Typer, конфіг через pydantic-settings, тести pytest.</w:t>
       </w:r>
     </w:p>
     <w:p>
       <w:r>
-        <w:t>ASP.NET Core, Angular 13, Kendo UI, EF Core, MS SQL, SignalR</w:t>
+        <w:t>Python, SQLAlchemy 2, Alembic, PostgreSQL, Playwright, selectolax, Typer, pytest</w:t>
       </w:r>
     </w:p>
     <w:p>
@@ -322,45 +389,22 @@
         <w:rPr>
           <w:b/>
         </w:rPr>
-        <w:t>Вторсировина та оборотна тара (2019 — 2024)</w:t>
+        <w:t>Карта legacy-системи (2026)</w:t>
       </w:r>
     </w:p>
     <w:p>
       <w:r>
-        <w:t>Розробник</w:t>
+        <w:t>Автор</w:t>
       </w:r>
     </w:p>
     <w:p>
       <w:r>
-        <w:t>Веб-система обліку вторсировини й пулінгової тари з документообігом: інтеграція з M.E.Doc, обмін з постачальниками через EDI, звітність для бухгалтерії.</w:t>
+        <w:t>Інструмент для розбору торгової системи перед міграцією: Python парсить .dfm і .pas, витягує виклики процедур і зв'язки форм, Next.js показує це картою з анотаціями та коментарями по вузлах.</w:t>
       </w:r>
     </w:p>
     <w:p>
       <w:r>
-        <w:t>ASP.NET Core, ASP.NET MVC, EF Core, MS SQL, M.E.Doc, EDI</w:t>
-      </w:r>
-    </w:p>
-    <w:p>
-      <w:r>
-        <w:rPr>
-          <w:b/>
-        </w:rPr>
-        <w:t>SMS Messenger (2020 — 2023)</w:t>
-      </w:r>
-    </w:p>
-    <w:p>
-      <w:r>
-        <w:t>Архітектор і розробник</w:t>
-      </w:r>
-    </w:p>
-    <w:p>
-      <w:r>
-        <w:t>Платформа SMS-сповіщень мережі: власний шлюз до операторів через SMPP і до модемів через GSM API, черги розсилок, API для внутрішніх систем.</w:t>
-      </w:r>
-    </w:p>
-    <w:p>
-      <w:r>
-        <w:t>ASP.NET Core, Web API, SMPP, GSM API, MS SQL, Hangfire</w:t>
+        <w:t>Python, Next.js, TypeScript, PostgreSQL</w:t>
       </w:r>
     </w:p>
     <w:p>
@@ -369,6 +413,75 @@
       </w:pPr>
       <w:r>
         <w:t>Досвід</w:t>
+      </w:r>
+    </w:p>
+    <w:p>
+      <w:r>
+        <w:rPr>
+          <w:b/>
+        </w:rPr>
+        <w:t>Фриланс і власні проєкти — AI / Python та full stack розробник</w:t>
+      </w:r>
+    </w:p>
+    <w:p>
+      <w:r>
+        <w:t>2026-03 — донині · Дніпро · віддалено</w:t>
+      </w:r>
+    </w:p>
+    <w:p>
+      <w:pPr>
+        <w:pStyle w:val="ListBullet"/>
+      </w:pPr>
+      <w:r>
+        <w:t>Голосовий пайплайн реального часу: faster-whisper на CUDA, діаризація pyannote, VAD, потоковий захват WASAPI — 55 модулів, 15 500 рядків Python.</w:t>
+      </w:r>
+    </w:p>
+    <w:p>
+      <w:pPr>
+        <w:pStyle w:val="ListBullet"/>
+      </w:pPr>
+      <w:r>
+        <w:t>Для нього ж — набір регресійних замірів: RTF, затримка під навантаженням, стійкість до шуму, межі якості; рішення приймаю за цифрами, а не на слух.</w:t>
+      </w:r>
+    </w:p>
+    <w:p>
+      <w:pPr>
+        <w:pStyle w:val="ListBullet"/>
+      </w:pPr>
+      <w:r>
+        <w:t>Парсер нерухомості на Python: SQLAlchemy 2 і Alembic поверх PostgreSQL, Playwright та selectolax, CLI на Typer, pytest і ruff.</w:t>
+      </w:r>
+    </w:p>
+    <w:p>
+      <w:pPr>
+        <w:pStyle w:val="ListBullet"/>
+      </w:pPr>
+      <w:r>
+        <w:t>Конвеєр збору оголошень із шести джерел із геокодуванням, дедублікацією і публікацією каталогу через GitHub Actions.</w:t>
+      </w:r>
+    </w:p>
+    <w:p>
+      <w:pPr>
+        <w:pStyle w:val="ListBullet"/>
+      </w:pPr>
+      <w:r>
+        <w:t>Аналізатор legacy-коду: Python розбирає .dfm і .pas та звіряє виклики процедур, Next.js показує карту системи з анотаціями.</w:t>
+      </w:r>
+    </w:p>
+    <w:p>
+      <w:pPr>
+        <w:pStyle w:val="ListBullet"/>
+      </w:pPr>
+      <w:r>
+        <w:t>Клієнтські проєкти: NestJS з Prisma і PostgreSQL, Next.js 16 з React 19, мобільний застосунок на Expo з картами MapLibre.</w:t>
+      </w:r>
+    </w:p>
+    <w:p>
+      <w:pPr>
+        <w:pStyle w:val="ListBullet"/>
+      </w:pPr>
+      <w:r>
+        <w:t>Щоденна робота з ІІ-агентами: MCP-сервери, власні субагенти та хуки, свій CDP-інспектор браузера як інструмент для агентів.</w:t>
       </w:r>
     </w:p>
     <w:p>
@@ -694,6 +807,70 @@
       </w:pPr>
       <w:r>
         <w:t>Програмування в середовищі Delphi — Інститут сучасних професій (2006)</w:t>
+      </w:r>
+    </w:p>
+    <w:p>
+      <w:pPr>
+        <w:pStyle w:val="Heading1"/>
+      </w:pPr>
+      <w:r>
+        <w:t>Код на GitHub</w:t>
+      </w:r>
+    </w:p>
+    <w:p>
+      <w:pPr>
+        <w:pStyle w:val="ListBullet"/>
+      </w:pPr>
+      <w:r>
+        <w:t>Каталог житла по дев'яти областях — агрегатор шести джерел, карта, індекси цін, збірка через GitHub Actions — https://github.com/qwert11/budynky-zahid</w:t>
+      </w:r>
+    </w:p>
+    <w:p>
+      <w:pPr>
+        <w:pStyle w:val="ListBullet"/>
+      </w:pPr>
+      <w:r>
+        <w:t>ML Formula Wiki — 72 формули машинного навчання з книги Рашки, рендер KaTeX — https://github.com/qwert11/ML-Formula-Wiki</w:t>
+      </w:r>
+    </w:p>
+    <w:p>
+      <w:pPr>
+        <w:pStyle w:val="ListBullet"/>
+      </w:pPr>
+      <w:r>
+        <w:t>M3 → M4 Mapping Checker — звіряння форм і викликів процедур між Delphi 6 і Delphi 13 — https://github.com/qwert11/d6_d13_dbmapping_checker</w:t>
+      </w:r>
+    </w:p>
+    <w:p>
+      <w:pPr>
+        <w:pStyle w:val="ListBullet"/>
+      </w:pPr>
+      <w:r>
+        <w:t>TeamBeacon — real-time маяк для пошуку своїх у натовпі: ASP.NET Core, SignalR, Docker — https://github.com/qwert11/TeamBeacon</w:t>
+      </w:r>
+    </w:p>
+    <w:p>
+      <w:pPr>
+        <w:pStyle w:val="ListBullet"/>
+      </w:pPr>
+      <w:r>
+        <w:t>SQL Profiler Normalizer — перетворює sp_executesql із профайлера на читабельний EXEC, повністю у браузері — https://github.com/qwert11/sql-profiler-normalizer</w:t>
+      </w:r>
+    </w:p>
+    <w:p>
+      <w:pPr>
+        <w:pStyle w:val="ListBullet"/>
+      </w:pPr>
+      <w:r>
+        <w:t>Angle Tool — вимірювання кутів на графіках і скриншотах прямо у браузері — https://github.com/qwert11/slope-angle</w:t>
+      </w:r>
+    </w:p>
+    <w:p>
+      <w:pPr>
+        <w:pStyle w:val="ListBullet"/>
+      </w:pPr>
+      <w:r>
+        <w:t>Resume Engine — цей сайт: YAML → Jinja → HTML, PDF, DOCX і Markdown двома мовами — https://github.com/qwert11/resume2</w:t>
       </w:r>
     </w:p>
     <w:p>

--- a/output/site/resume.uk.docx
+++ b/output/site/resume.uk.docx
@@ -89,7 +89,7 @@
         <w:pStyle w:val="ListBullet"/>
       </w:pPr>
       <w:r>
-        <w:t>Веду міграцію клієнта торгової системи з Delphi 6 на Delphi 12/13 і написав інструмент, що звіряє форми та мапінг БД між версіями — щоб перехід не ламав продакшен магазинів.</w:t>
+        <w:t>Веду міграцію клієнта торгової системи з Delphi 6 на Delphi 12/13 і написав інструмент, що звіряє інтерфейс і мапінг БД між версіями — щоб перехід не ламав продакшен магазинів.</w:t>
       </w:r>
     </w:p>
     <w:p>
@@ -302,7 +302,7 @@
     </w:p>
     <w:p>
       <w:r>
-        <w:t>Переведення клієнта торгової системи (955 модулів, 828 форм) на сучасний компілятор із переробкою ядра. Написав окремий інструмент, що звіряє форми та мапінг таблиць між старою і новою версіями — міграція йде без зупинки магазинів.</w:t>
+        <w:t>Переведення клієнта торгової системи на сучасний компілятор із переробкою ядра. Написав окремий інструмент, що звіряє інтерфейс і мапінг таблиць між старою і новою версіями — міграція йде без зупинки магазинів.</w:t>
       </w:r>
     </w:p>
     <w:p>
@@ -399,7 +399,7 @@
     </w:p>
     <w:p>
       <w:r>
-        <w:t>Інструмент для розбору торгової системи перед міграцією: Python парсить .dfm і .pas, витягує виклики процедур і зв'язки форм, Next.js показує це картою з анотаціями та коментарями по вузлах.</w:t>
+        <w:t>Інструмент для розбору торгової системи перед міграцією: Python парсить .dfm і .pas, витягує виклики процедур і зв'язки екранів, Next.js показує це картою з анотаціями та коментарями по вузлах.</w:t>
       </w:r>
     </w:p>
     <w:p>
@@ -433,7 +433,7 @@
         <w:pStyle w:val="ListBullet"/>
       </w:pPr>
       <w:r>
-        <w:t>Голосовий пайплайн реального часу: faster-whisper на CUDA, діаризація pyannote, VAD, потоковий захват WASAPI — 55 модулів, 15 500 рядків Python.</w:t>
+        <w:t>Голосовий пайплайн реального часу: faster-whisper на CUDA, діаризація pyannote, VAD, потоковий захват WASAPI.</w:t>
       </w:r>
     </w:p>
     <w:p>
@@ -502,7 +502,7 @@
         <w:pStyle w:val="ListBullet"/>
       </w:pPr>
       <w:r>
-        <w:t>Відповідаю за клієнтську частину торгової системи мережі: 955 модулів, 828 форм, MS SQL — документи постачання, ціни, фіскальні накладні.</w:t>
+        <w:t>Відповідаю за клієнтську частину торгової системи, якою щодня працюють магазини мережі: документи постачання, ціни, фіскальні накладні, MS SQL.</w:t>
       </w:r>
     </w:p>
     <w:p>
@@ -542,7 +542,7 @@
         <w:pStyle w:val="ListBullet"/>
       </w:pPr>
       <w:r>
-        <w:t>Веду міграцію клієнта з Delphi 6 на Delphi 12/13 з власним інструментом звіряння форм і мапінгу БД.</w:t>
+        <w:t>Веду міграцію клієнта з Delphi 6 на Delphi 12/13 з власним інструментом звіряння інтерфейсу і мапінгу БД між версіями.</w:t>
       </w:r>
     </w:p>
     <w:p>
@@ -838,7 +838,7 @@
         <w:pStyle w:val="ListBullet"/>
       </w:pPr>
       <w:r>
-        <w:t>M3 → M4 Mapping Checker — звіряння форм і викликів процедур між Delphi 6 і Delphi 13 — https://github.com/qwert11/d6_d13_dbmapping_checker</w:t>
+        <w:t>M3 → M4 Mapping Checker — звіряння інтерфейсу і викликів процедур між Delphi 6 і Delphi 13 — https://github.com/qwert11/d6_d13_dbmapping_checker</w:t>
       </w:r>
     </w:p>
     <w:p>

--- a/output/site/resume.uk.docx
+++ b/output/site/resume.uk.docx
@@ -114,6 +114,14 @@
       </w:pPr>
       <w:r>
         <w:t>Побудував внутрішні веб-системи для магазинів: журнали та аудит, вторсировина з інтеграцією в M.E.Doc, портал підтримки, купони, звітність.</w:t>
+      </w:r>
+    </w:p>
+    <w:p>
+      <w:pPr>
+        <w:pStyle w:val="ListBullet"/>
+      </w:pPr>
+      <w:r>
+        <w:t>Побудував голосовий пайплайн реального часу на Python: faster-whisper на GPU, діаризація pyannote, VAD, потоковий захват.</w:t>
       </w:r>
     </w:p>
     <w:p>
@@ -320,6 +328,52 @@
         <w:rPr>
           <w:b/>
         </w:rPr>
+        <w:t>UAM — керування доступом (2020 — 2022)</w:t>
+      </w:r>
+    </w:p>
+    <w:p>
+      <w:r>
+        <w:t>Розробник</w:t>
+      </w:r>
+    </w:p>
+    <w:p>
+      <w:r>
+        <w:t>Централізована система прав і аутентифікації для 2000+ користувачів мережі: ролі та заявки на доступ, інтеграція з Active Directory, вхід через OpenID Connect, ADFS і Kerberos.</w:t>
+      </w:r>
+    </w:p>
+    <w:p>
+      <w:r>
+        <w:t>ASP.NET Core, C#, EF Core, MS SQL, OIDC, ADFS, Angular</w:t>
+      </w:r>
+    </w:p>
+    <w:p>
+      <w:r>
+        <w:rPr>
+          <w:b/>
+        </w:rPr>
+        <w:t>Журнали магазину (2021 — 2023)</w:t>
+      </w:r>
+    </w:p>
+    <w:p>
+      <w:r>
+        <w:t>Розробник</w:t>
+      </w:r>
+    </w:p>
+    <w:p>
+      <w:r>
+        <w:t>Платформа журналів та аудиту для магазинів мережі: заповнення на місцях, перевірки, звітність по регіонах.</w:t>
+      </w:r>
+    </w:p>
+    <w:p>
+      <w:r>
+        <w:t>ASP.NET Core, Angular 13, Kendo UI, EF Core, MS SQL, SignalR</w:t>
+      </w:r>
+    </w:p>
+    <w:p>
+      <w:r>
+        <w:rPr>
+          <w:b/>
+        </w:rPr>
         <w:t>Фіскальний контур: еАкциз, АЕД, митниця (2019 — 2026)</w:t>
       </w:r>
     </w:p>
@@ -343,29 +397,6 @@
         <w:rPr>
           <w:b/>
         </w:rPr>
-        <w:t>UAM — керування доступом (2020 — 2022)</w:t>
-      </w:r>
-    </w:p>
-    <w:p>
-      <w:r>
-        <w:t>Розробник</w:t>
-      </w:r>
-    </w:p>
-    <w:p>
-      <w:r>
-        <w:t>Централізована система прав і аутентифікації для 2000+ користувачів мережі: ролі та заявки на доступ, інтеграція з Active Directory, вхід через OpenID Connect, ADFS і Kerberos.</w:t>
-      </w:r>
-    </w:p>
-    <w:p>
-      <w:r>
-        <w:t>ASP.NET Core, C#, EF Core, MS SQL, OIDC, ADFS, Angular</w:t>
-      </w:r>
-    </w:p>
-    <w:p>
-      <w:r>
-        <w:rPr>
-          <w:b/>
-        </w:rPr>
         <w:t>Конвеєр збору даних нерухомості (2026)</w:t>
       </w:r>
     </w:p>
@@ -382,29 +413,6 @@
     <w:p>
       <w:r>
         <w:t>Python, SQLAlchemy 2, Alembic, PostgreSQL, Playwright, selectolax, Typer, pytest</w:t>
-      </w:r>
-    </w:p>
-    <w:p>
-      <w:r>
-        <w:rPr>
-          <w:b/>
-        </w:rPr>
-        <w:t>Карта legacy-системи (2026)</w:t>
-      </w:r>
-    </w:p>
-    <w:p>
-      <w:r>
-        <w:t>Автор</w:t>
-      </w:r>
-    </w:p>
-    <w:p>
-      <w:r>
-        <w:t>Інструмент для розбору торгової системи перед міграцією: Python парсить .dfm і .pas, витягує виклики процедур і зв'язки екранів, Next.js показує це картою з анотаціями та коментарями по вузлах.</w:t>
-      </w:r>
-    </w:p>
-    <w:p>
-      <w:r>
-        <w:t>Python, Next.js, TypeScript, PostgreSQL</w:t>
       </w:r>
     </w:p>
     <w:p>
@@ -587,35 +595,6 @@
         <w:rPr>
           <w:b/>
         </w:rPr>
-        <w:t>Курси сучасних професій — Викладач програмування</w:t>
-      </w:r>
-    </w:p>
-    <w:p>
-      <w:r>
-        <w:t>2015-01 — 2016-01 · Кривий Ріг</w:t>
-      </w:r>
-    </w:p>
-    <w:p>
-      <w:pPr>
-        <w:pStyle w:val="ListBullet"/>
-      </w:pPr>
-      <w:r>
-        <w:t>Курс для початківців: ООП, Java Core, Hibernate, SQL — від перших програм до роботи з базою.</w:t>
-      </w:r>
-    </w:p>
-    <w:p>
-      <w:pPr>
-        <w:pStyle w:val="ListBullet"/>
-      </w:pPr>
-      <w:r>
-        <w:t>Підготував навчальні матеріали та практикуми, вів групи з нуля до перших проєктів.</w:t>
-      </w:r>
-    </w:p>
-    <w:p>
-      <w:r>
-        <w:rPr>
-          <w:b/>
-        </w:rPr>
         <w:t>Криворізький залізорудний комбінат — Інженер-програміст</w:t>
       </w:r>
     </w:p>
@@ -650,31 +629,7 @@
     </w:p>
     <w:p>
       <w:r>
-        <w:rPr>
-          <w:b/>
-        </w:rPr>
-        <w:t>ОССистем — Програміст</w:t>
-      </w:r>
-    </w:p>
-    <w:p>
-      <w:r>
-        <w:t>2012-11 — 2013-04 · Одеса</w:t>
-      </w:r>
-    </w:p>
-    <w:p>
-      <w:pPr>
-        <w:pStyle w:val="ListBullet"/>
-      </w:pPr>
-      <w:r>
-        <w:t>Розробка під систему автоматизації страхування Master INSURANCE: трирівнева архітектура з ORM на Oracle, звіти на XL Report.</w:t>
-      </w:r>
-    </w:p>
-    <w:p>
-      <w:pPr>
-        <w:pStyle w:val="ListBullet"/>
-      </w:pPr>
-      <w:r>
-        <w:t>Супровід «Експо» — обліку руху автотранспорту і контейнерів територією портів.</w:t>
+        <w:t>Раніше: Курси сучасних професій — Викладач програмування (2015–2016) · ОССистем — Програміст (2012–2013)</w:t>
       </w:r>
     </w:p>
     <w:p>
@@ -803,14 +758,6 @@
     </w:p>
     <w:p>
       <w:pPr>
-        <w:pStyle w:val="ListBullet"/>
-      </w:pPr>
-      <w:r>
-        <w:t>Програмування в середовищі Delphi — Інститут сучасних професій (2006)</w:t>
-      </w:r>
-    </w:p>
-    <w:p>
-      <w:pPr>
         <w:pStyle w:val="Heading1"/>
       </w:pPr>
       <w:r>
@@ -855,14 +802,6 @@
       </w:pPr>
       <w:r>
         <w:t>SQL Profiler Normalizer — перетворює sp_executesql із профайлера на читабельний EXEC, повністю у браузері — https://github.com/qwert11/sql-profiler-normalizer</w:t>
-      </w:r>
-    </w:p>
-    <w:p>
-      <w:pPr>
-        <w:pStyle w:val="ListBullet"/>
-      </w:pPr>
-      <w:r>
-        <w:t>Angle Tool — вимірювання кутів на графіках і скриншотах прямо у браузері — https://github.com/qwert11/slope-angle</w:t>
       </w:r>
     </w:p>
     <w:p>

--- a/output/site/resume.uk.docx
+++ b/output/site/resume.uk.docx
@@ -25,7 +25,7 @@
     </w:p>
     <w:p>
       <w:r>
-        <w:t>Десять років усередині ядра однієї роздрібної мережі: торгова система на Delphi, якою щодня працюють магазини, і сервіси на ASP.NET Core, що поступово забирають її функції. Доступи для 2000+ користувачів, фіскальні та EDI-інтеграції, міграція клієнта з Delphi 6 на Delphi 12.</w:t>
+        <w:t>Десять років усередині ядра АТБ-Маркет, найбільшої продуктової мережі України: сервіси на ASP.NET Core, що поступово забирають функції торгової системи на Delphi, якою щодня працюють магазини. Доступи для 2000+ користувачів, фіскальні та EDI-інтеграції, міграція клієнта з Delphi 6 на Delphi 12/13.</w:t>
       </w:r>
     </w:p>
     <w:p>
@@ -57,7 +57,7 @@
         <w:pStyle w:val="ListBullet"/>
       </w:pPr>
       <w:r>
-        <w:t>33 — внутрішні системи мережі, у яких є мій код</w:t>
+        <w:t>33 — внутрішні системи мережі, які я побудував або розширив</w:t>
       </w:r>
     </w:p>
     <w:p>
@@ -140,7 +140,18 @@
         <w:t xml:space="preserve">Бекенд: </w:t>
       </w:r>
       <w:r>
-        <w:t>C#, .NET 7 / 6 / 5, .NET Core 3.1, ASP.NET Core, ASP.NET MVC, Web API / REST, SignalR, Worker Services, Hangfire, Quartz, AutoMapper, Flurl.Http</w:t>
+        <w:t>C#, .NET (Core 3.1 → 7), ASP.NET Core, ASP.NET MVC, Web API / REST, SignalR, Worker Services, Hangfire, Quartz, AutoMapper</w:t>
+      </w:r>
+    </w:p>
+    <w:p>
+      <w:r>
+        <w:rPr>
+          <w:b/>
+        </w:rPr>
+        <w:t xml:space="preserve">Фронтенд: </w:t>
+      </w:r>
+      <w:r>
+        <w:t>Angular 13, TypeScript, React 19, Next.js 16, Kendo UI for Angular, Telerik UI for ASP.NET Core, Razor / MVC views, Tailwind CSS, Zustand / TanStack Query, Expo / React Native, MapLibre, JavaScript, HTML / CSS</w:t>
       </w:r>
     </w:p>
     <w:p>
@@ -151,7 +162,7 @@
         <w:t xml:space="preserve">Дані: </w:t>
       </w:r>
       <w:r>
-        <w:t>MS SQL Server, T-SQL, EF Core 7, ADO.NET, Oracle, PostgreSQL, Firebird, SSIS, SSRS, SQL CLR</w:t>
+        <w:t>MS SQL Server, T-SQL, PostgreSQL, EF Core, ADO.NET, Oracle, Firebird, SSIS, SSRS, SQL CLR</w:t>
       </w:r>
     </w:p>
     <w:p>
@@ -159,10 +170,10 @@
         <w:rPr>
           <w:b/>
         </w:rPr>
-        <w:t xml:space="preserve">Фронтенд: </w:t>
+        <w:t xml:space="preserve">Доступи та безпека: </w:t>
       </w:r>
       <w:r>
-        <w:t>Angular 13, TypeScript, Kendo UI for Angular, Telerik UI for ASP.NET Core, Razor / MVC views, JavaScript, HTML / CSS, jQuery</w:t>
+        <w:t>OpenID Connect, OAuth2, JWT Bearer, ADFS, Kerberos / Negotiate, Active Directory, RBAC</w:t>
       </w:r>
     </w:p>
     <w:p>
@@ -173,18 +184,7 @@
         <w:t xml:space="preserve">Інтеграції: </w:t>
       </w:r>
       <w:r>
-        <w:t>EDI / ЕДО, M.E.Doc, Oracle EBS, 1С, Kafka, BizTalk, WCF / SOAP, SMPP / GSM API, API Gateway, GemBox.Spreadsheet</w:t>
-      </w:r>
-    </w:p>
-    <w:p>
-      <w:r>
-        <w:rPr>
-          <w:b/>
-        </w:rPr>
-        <w:t xml:space="preserve">Доступи: </w:t>
-      </w:r>
-      <w:r>
-        <w:t>OpenID Connect, OAuth2, JWT Bearer, ADFS, Kerberos / Negotiate, Active Directory, RBAC</w:t>
+        <w:t>EDI / ЕДО, M.E.Doc, Oracle EBS, 1C, Kafka, BizTalk, WCF / SOAP, SMPP / GSM API, API Gateway</w:t>
       </w:r>
     </w:p>
     <w:p>
@@ -203,6 +203,17 @@
         <w:rPr>
           <w:b/>
         </w:rPr>
+        <w:t xml:space="preserve">Підходи: </w:t>
+      </w:r>
+      <w:r>
+        <w:t>Відповідальність за продакшен, Модернізація legacy, Проєктування інтеграцій, Модульний моноліт, GitHub Actions</w:t>
+      </w:r>
+    </w:p>
+    <w:p>
+      <w:r>
+        <w:rPr>
+          <w:b/>
+        </w:rPr>
         <w:t xml:space="preserve">Десктоп: </w:t>
       </w:r>
       <w:r>
@@ -214,10 +225,10 @@
         <w:rPr>
           <w:b/>
         </w:rPr>
-        <w:t xml:space="preserve">Підходи: </w:t>
+        <w:t xml:space="preserve">Python: </w:t>
       </w:r>
       <w:r>
-        <w:t>Модернізація legacy, Модульний моноліт, Трирівнева архітектура, Проєктування інтеграцій, Робота в проді 24/7</w:t>
+        <w:t>Python 3.11, FastAPI, SQLAlchemy 2, Alembic, Pydantic, Typer CLI, Playwright, selectolax, NumPy, pytest, ruff</w:t>
       </w:r>
     </w:p>
     <w:p>
@@ -225,18 +236,7 @@
         <w:rPr>
           <w:b/>
         </w:rPr>
-        <w:t xml:space="preserve">Python: </w:t>
-      </w:r>
-      <w:r>
-        <w:t>Python 3.11, FastAPI, SQLAlchemy 2, Alembic, Pydantic, Typer CLI, Playwright, selectolax, NumPy, pytest, ruff / black, Jinja2</w:t>
-      </w:r>
-    </w:p>
-    <w:p>
-      <w:r>
-        <w:rPr>
-          <w:b/>
-        </w:rPr>
-        <w:t xml:space="preserve">Мова та ML: </w:t>
+        <w:t xml:space="preserve">Мовлення та ML: </w:t>
       </w:r>
       <w:r>
         <w:t>faster-whisper (CUDA), pyannote.audio, VAD, Діаризація мовців, Оцінка якості: RTF, затримка, Потокова обробка аудіо, WASAPI / sounddevice, PyTorch / GPU</w:t>
@@ -247,7 +247,7 @@
         <w:rPr>
           <w:b/>
         </w:rPr>
-        <w:t xml:space="preserve">Робота з ІІ-агентами: </w:t>
+        <w:t xml:space="preserve">Робота з ШІ-агентами: </w:t>
       </w:r>
       <w:r>
         <w:t>Claude Code, MCP-сервери, Власні субагенти та хуки, Інструменти для агентів (CDP), Промпт-інженерія</w:t>
@@ -258,10 +258,10 @@
         <w:rPr>
           <w:b/>
         </w:rPr>
-        <w:t xml:space="preserve">JS / TS екосистема: </w:t>
+        <w:t xml:space="preserve">Node.js бекенд: </w:t>
       </w:r>
       <w:r>
-        <w:t>Next.js 16, React 19, NestJS, Prisma, Expo / React Native, Tailwind CSS, Zustand / TanStack Query, MapLibre, Vite, Node.js</w:t>
+        <w:t>NestJS, Prisma, Node.js</w:t>
       </w:r>
     </w:p>
     <w:p>
@@ -277,30 +277,7 @@
         <w:rPr>
           <w:b/>
         </w:rPr>
-        <w:t>Голосовий пайплайн реального часу (ORK) (2026)</w:t>
-      </w:r>
-    </w:p>
-    <w:p>
-      <w:r>
-        <w:t>Автор</w:t>
-      </w:r>
-    </w:p>
-    <w:p>
-      <w:r>
-        <w:t>Розпізнавання мови зі звінків у реальному часі: паралельний захват мікрофона і системного звуку, нарізка по паузах через VAD, faster-whisper на GPU, діаризація pyannote з інкрементальною кластеризацією, переклад. Окремий набір регресійних замірів — RTF, затримка під навантаженням, стійкість до шуму — показує, де саме втрачається якість.</w:t>
-      </w:r>
-    </w:p>
-    <w:p>
-      <w:r>
-        <w:t>Python 3.11, faster-whisper, pyannote.audio, CUDA, FastAPI, NumPy, WASAPI</w:t>
-      </w:r>
-    </w:p>
-    <w:p>
-      <w:r>
-        <w:rPr>
-          <w:b/>
-        </w:rPr>
-        <w:t>Міграція торгового клієнта: Delphi 6 → Delphi 12 (2024 — 2026)</w:t>
+        <w:t>Міграція торгового клієнта: Delphi 6 → Delphi 12/13 (2024 — донині)</w:t>
       </w:r>
     </w:p>
     <w:p>
@@ -333,11 +310,6 @@
     </w:p>
     <w:p>
       <w:r>
-        <w:t>Розробник</w:t>
-      </w:r>
-    </w:p>
-    <w:p>
-      <w:r>
         <w:t>Централізована система прав і аутентифікації для 2000+ користувачів мережі: ролі та заявки на доступ, інтеграція з Active Directory, вхід через OpenID Connect, ADFS і Kerberos.</w:t>
       </w:r>
     </w:p>
@@ -356,12 +328,7 @@
     </w:p>
     <w:p>
       <w:r>
-        <w:t>Розробник</w:t>
-      </w:r>
-    </w:p>
-    <w:p>
-      <w:r>
-        <w:t>Платформа журналів та аудиту для магазинів мережі: заповнення на місцях, перевірки, звітність по регіонах.</w:t>
+        <w:t>Платформа журналів та аудиту для магазинів мережі: заповнення на місцях, перевірки, звітність по регіонах, оновлення в реальному часі через SignalR.</w:t>
       </w:r>
     </w:p>
     <w:p>
@@ -374,7 +341,7 @@
         <w:rPr>
           <w:b/>
         </w:rPr>
-        <w:t>Фіскальний контур: еАкциз, АЕД, митниця (2019 — 2026)</w:t>
+        <w:t>Фіскальний контур: еАкциз, АЕД, митниця (2019 — донині)</w:t>
       </w:r>
     </w:p>
     <w:p>
@@ -390,6 +357,29 @@
     <w:p>
       <w:r>
         <w:t>Delphi, T-SQL, MS SQL, EDI, M.E.Doc</w:t>
+      </w:r>
+    </w:p>
+    <w:p>
+      <w:r>
+        <w:rPr>
+          <w:b/>
+        </w:rPr>
+        <w:t>Голосовий пайплайн реального часу (2026 — донині)</w:t>
+      </w:r>
+    </w:p>
+    <w:p>
+      <w:r>
+        <w:t>Автор</w:t>
+      </w:r>
+    </w:p>
+    <w:p>
+      <w:r>
+        <w:t>Розпізнавання мовлення з дзвінків у реальному часі: паралельний захват мікрофона і системного звуку, нарізка по паузах через VAD, faster-whisper на GPU, діаризація pyannote з інкрементальною кластеризацією, переклад. Окремий набір регресійних замірів — RTF, затримка під навантаженням, стійкість до шуму — показує, де саме втрачається якість.</w:t>
+      </w:r>
+    </w:p>
+    <w:p>
+      <w:r>
+        <w:t>Python 3.11, faster-whisper, pyannote.audio, CUDA, FastAPI, NumPy, WASAPI</w:t>
       </w:r>
     </w:p>
     <w:p>
@@ -428,7 +418,84 @@
         <w:rPr>
           <w:b/>
         </w:rPr>
-        <w:t>Фриланс і власні проєкти — AI / Python та full stack розробник</w:t>
+        <w:t>АТБ-Маркет — Провідний прикладний програміст</w:t>
+      </w:r>
+    </w:p>
+    <w:p>
+      <w:r>
+        <w:t>2016-06 — донині · Дніпро</w:t>
+      </w:r>
+    </w:p>
+    <w:p>
+      <w:pPr>
+        <w:pStyle w:val="ListBullet"/>
+      </w:pPr>
+      <w:r>
+        <w:t>Відповідаю за клієнтську частину торгової системи, якою щодня працюють магазини мережі: документи постачання, ціни, фіскальні накладні, MS SQL.</w:t>
+      </w:r>
+    </w:p>
+    <w:p>
+      <w:pPr>
+        <w:pStyle w:val="ListBullet"/>
+      </w:pPr>
+      <w:r>
+        <w:t>З 2018 паралельно будую внутрішні сервіси на ASP.NET Core і Angular: доступи, аудит, звітність, інтеграції — 33 системи мережі, які я побудував або розширив.</w:t>
+      </w:r>
+    </w:p>
+    <w:p>
+      <w:pPr>
+        <w:pStyle w:val="ListBullet"/>
+      </w:pPr>
+      <w:r>
+        <w:t>UAM: система керування доступом для 2000+ користувачів на OpenID Connect, ADFS і Kerberos.</w:t>
+      </w:r>
+    </w:p>
+    <w:p>
+      <w:pPr>
+        <w:pStyle w:val="ListBullet"/>
+      </w:pPr>
+      <w:r>
+        <w:t>Спроєктував і побудував платформу SMS-сповіщень мережі: SMPP і GSM API, .NET Web API, MS SQL — під пікові розсилки.</w:t>
+      </w:r>
+    </w:p>
+    <w:p>
+      <w:pPr>
+        <w:pStyle w:val="ListBullet"/>
+      </w:pPr>
+      <w:r>
+        <w:t>Інтеграції мережі: EDI та ЕДО, M.E.Doc, Oracle EBS, 1C, Kafka, BizTalk, SSIS та SSRS.</w:t>
+      </w:r>
+    </w:p>
+    <w:p>
+      <w:pPr>
+        <w:pStyle w:val="ListBullet"/>
+      </w:pPr>
+      <w:r>
+        <w:t>Фіскальні зміни наскрізь по системах: еАкциз і АЕД, УКТЗЕД, митні спрощення, ставки ПДВ — у працюючій мережі.</w:t>
+      </w:r>
+    </w:p>
+    <w:p>
+      <w:pPr>
+        <w:pStyle w:val="ListBullet"/>
+      </w:pPr>
+      <w:r>
+        <w:t>Веду міграцію клієнта з Delphi 6 на Delphi 12/13 з власним інструментом звіряння інтерфейсу і мапінгу БД між версіями.</w:t>
+      </w:r>
+    </w:p>
+    <w:p>
+      <w:pPr>
+        <w:pStyle w:val="ListBullet"/>
+      </w:pPr>
+      <w:r>
+        <w:t>Інженерна практика: тести на xUnit і NSubstitute, SonarQube та Jenkins, Serilog, Docker, приватний NuGet.</w:t>
+      </w:r>
+    </w:p>
+    <w:p>
+      <w:r>
+        <w:rPr>
+          <w:b/>
+        </w:rPr>
+        <w:t>Власні проєкти та фриланс — Незалежний розробник</w:t>
       </w:r>
     </w:p>
     <w:p>
@@ -489,105 +556,7 @@
         <w:pStyle w:val="ListBullet"/>
       </w:pPr>
       <w:r>
-        <w:t>Щоденна робота з ІІ-агентами: MCP-сервери, власні субагенти та хуки, свій CDP-інспектор браузера як інструмент для агентів.</w:t>
-      </w:r>
-    </w:p>
-    <w:p>
-      <w:r>
-        <w:rPr>
-          <w:b/>
-        </w:rPr>
-        <w:t>АТБ-Маркет — Провідний прикладний програміст</w:t>
-      </w:r>
-    </w:p>
-    <w:p>
-      <w:r>
-        <w:t>2016-06 — донині · Дніпро</w:t>
-      </w:r>
-    </w:p>
-    <w:p>
-      <w:pPr>
-        <w:pStyle w:val="ListBullet"/>
-      </w:pPr>
-      <w:r>
-        <w:t>Відповідаю за клієнтську частину торгової системи, якою щодня працюють магазини мережі: документи постачання, ціни, фіскальні накладні, MS SQL.</w:t>
-      </w:r>
-    </w:p>
-    <w:p>
-      <w:pPr>
-        <w:pStyle w:val="ListBullet"/>
-      </w:pPr>
-      <w:r>
-        <w:t>З 2018 паралельно будую внутрішні сервіси на ASP.NET Core і Angular: доступи, аудит, звітність, інтеграції — 33 системи мережі містять мій код.</w:t>
-      </w:r>
-    </w:p>
-    <w:p>
-      <w:pPr>
-        <w:pStyle w:val="ListBullet"/>
-      </w:pPr>
-      <w:r>
-        <w:t>UAM: система керування доступом для 2000+ користувачів на OpenID Connect, ADFS і Kerberos.</w:t>
-      </w:r>
-    </w:p>
-    <w:p>
-      <w:pPr>
-        <w:pStyle w:val="ListBullet"/>
-      </w:pPr>
-      <w:r>
-        <w:t>Інтеграції мережі: EDI та ЕДО, M.E.Doc, Oracle EBS, 1С, Kafka, BizTalk, SSIS та SSRS.</w:t>
-      </w:r>
-    </w:p>
-    <w:p>
-      <w:pPr>
-        <w:pStyle w:val="ListBullet"/>
-      </w:pPr>
-      <w:r>
-        <w:t>Фіскальні зміни наскрізь по системах: еАкциз і АЕД, УКТЗЕД, митні спрощення, ставки ПДВ — у працюючій мережі.</w:t>
-      </w:r>
-    </w:p>
-    <w:p>
-      <w:pPr>
-        <w:pStyle w:val="ListBullet"/>
-      </w:pPr>
-      <w:r>
-        <w:t>Веду міграцію клієнта з Delphi 6 на Delphi 12/13 з власним інструментом звіряння інтерфейсу і мапінгу БД між версіями.</w:t>
-      </w:r>
-    </w:p>
-    <w:p>
-      <w:pPr>
-        <w:pStyle w:val="ListBullet"/>
-      </w:pPr>
-      <w:r>
-        <w:t>Інженерна практика: тести на xUnit і NSubstitute, SonarQube та Jenkins, Serilog, Docker, приватний NuGet.</w:t>
-      </w:r>
-    </w:p>
-    <w:p>
-      <w:r>
-        <w:rPr>
-          <w:b/>
-        </w:rPr>
-        <w:t>Фриланс і приватна практика — Фулстек-розробник</w:t>
-      </w:r>
-    </w:p>
-    <w:p>
-      <w:r>
-        <w:t>2015-07 — 2016-07 · Кривий Ріг</w:t>
-      </w:r>
-    </w:p>
-    <w:p>
-      <w:pPr>
-        <w:pStyle w:val="ListBullet"/>
-      </w:pPr>
-      <w:r>
-        <w:t>Автоматизована система автосалону на Java і Firebird: облік автомобілів, продажів і звітність.</w:t>
-      </w:r>
-    </w:p>
-    <w:p>
-      <w:pPr>
-        <w:pStyle w:val="ListBullet"/>
-      </w:pPr>
-      <w:r>
-        <w:t>Інтернет-магазини на WordPress / WooCommerce та OpenCart, власний плагін для WordPress.</w:t>
+        <w:t>Щоденна робота з ШІ-агентами: MCP-сервери, власні субагенти та хуки, свій CDP-інспектор браузера як інструмент для агентів.</w:t>
       </w:r>
     </w:p>
     <w:p>
@@ -629,7 +598,7 @@
     </w:p>
     <w:p>
       <w:r>
-        <w:t>Раніше: Курси сучасних професій — Викладач програмування (2015–2016) · ОССистем — Програміст (2012–2013)</w:t>
+        <w:t>Раніше: Фриланс і приватна практика — Фулстек-розробник (2015–2016) · Курси сучасних професій — Викладач програмування (2015–2016) · ОССистем — Програміст (2012–2013)</w:t>
       </w:r>
     </w:p>
     <w:p>
@@ -737,7 +706,7 @@
         <w:pStyle w:val="ListBullet"/>
       </w:pPr>
       <w:r>
-        <w:t>Комп'ютерна інженерія · комп'ютерні системи та мережі — Запорізький інститут економіки та інформаційних технологій (2008 — 2011)</w:t>
+        <w:t>Комп'ютерна інженерія · комп'ютерні системи та мережі — Запорізький інститут економіки та інформаційних технологій</w:t>
       </w:r>
     </w:p>
     <w:p>
@@ -745,7 +714,7 @@
         <w:pStyle w:val="ListBullet"/>
       </w:pPr>
       <w:r>
-        <w:t>Гірничий інженер підземних розробок — Криворізький технічний університет (1998 — 2003)</w:t>
+        <w:t>Гірничий інженер підземних розробок — Криворізький технічний університет</w:t>
       </w:r>
     </w:p>
     <w:p>
@@ -769,30 +738,6 @@
         <w:pStyle w:val="ListBullet"/>
       </w:pPr>
       <w:r>
-        <w:t>Каталог житла по дев'яти областях — агрегатор шести джерел, карта, індекси цін, збірка через GitHub Actions — https://github.com/qwert11/budynky-zahid</w:t>
-      </w:r>
-    </w:p>
-    <w:p>
-      <w:pPr>
-        <w:pStyle w:val="ListBullet"/>
-      </w:pPr>
-      <w:r>
-        <w:t>ML Formula Wiki — 72 формули машинного навчання з книги Рашки, рендер KaTeX — https://github.com/qwert11/ML-Formula-Wiki</w:t>
-      </w:r>
-    </w:p>
-    <w:p>
-      <w:pPr>
-        <w:pStyle w:val="ListBullet"/>
-      </w:pPr>
-      <w:r>
-        <w:t>M3 → M4 Mapping Checker — звіряння інтерфейсу і викликів процедур між Delphi 6 і Delphi 13 — https://github.com/qwert11/d6_d13_dbmapping_checker</w:t>
-      </w:r>
-    </w:p>
-    <w:p>
-      <w:pPr>
-        <w:pStyle w:val="ListBullet"/>
-      </w:pPr>
-      <w:r>
         <w:t>TeamBeacon — real-time маяк для пошуку своїх у натовпі: ASP.NET Core, SignalR, Docker — https://github.com/qwert11/TeamBeacon</w:t>
       </w:r>
     </w:p>
@@ -809,7 +754,31 @@
         <w:pStyle w:val="ListBullet"/>
       </w:pPr>
       <w:r>
+        <w:t>Delphi 6 → 12/13: перевірка міграції — Python розбирає .dfm-форми і звіряє виклики збережених процедур та біндинги параметрів між ADO і FireDAC — https://github.com/qwert11/d6_d13_dbmapping_checker</w:t>
+      </w:r>
+    </w:p>
+    <w:p>
+      <w:pPr>
+        <w:pStyle w:val="ListBullet"/>
+      </w:pPr>
+      <w:r>
         <w:t>Resume Engine — цей сайт: YAML → Jinja → HTML, PDF, DOCX і Markdown двома мовами — https://github.com/qwert11/resume2</w:t>
+      </w:r>
+    </w:p>
+    <w:p>
+      <w:pPr>
+        <w:pStyle w:val="ListBullet"/>
+      </w:pPr>
+      <w:r>
+        <w:t>Каталог житла по дев'яти областях — агрегатор шести джерел, карта, індекси цін, збірка через GitHub Actions — https://github.com/qwert11/budynky-zahid</w:t>
+      </w:r>
+    </w:p>
+    <w:p>
+      <w:pPr>
+        <w:pStyle w:val="ListBullet"/>
+      </w:pPr>
+      <w:r>
+        <w:t>ML Formula Wiki — 72 формули машинного навчання з книги Рашки, рендер KaTeX — https://github.com/qwert11/ML-Formula-Wiki</w:t>
       </w:r>
     </w:p>
     <w:p>
@@ -833,7 +802,7 @@
         <w:pStyle w:val="ListBullet"/>
       </w:pPr>
       <w:r>
-        <w:t>Англійська — технічна документація і листування; розмовна — базова</w:t>
+        <w:t>Англійська — технічна документація і листування</w:t>
       </w:r>
     </w:p>
     <w:sectPr>
